--- a/현대엔지비/실습자료/2차시/08_공유피드백/실습기록표.docx
+++ b/현대엔지비/실습자료/2차시/08_공유피드백/실습기록표.docx
@@ -4,32 +4,32 @@
   <w:body>
     <w:p>
       <w:pPr>
-        <w:spacing w:after="120" w:before="0" w:line="360"/>
+        <w:spacing w:after="100" w:before="0" w:line="300"/>
       </w:pPr>
       <w:r>
         <w:rPr>
           <w:rFonts w:ascii="Malgun Gothic" w:cs="Malgun Gothic" w:eastAsia="Malgun Gothic" w:hAnsi="Malgun Gothic"/>
           <w:b/>
           <w:bCs/>
-          <w:color w:val="0C2E4E"/>
-          <w:sz w:val="40"/>
-          <w:szCs w:val="40"/>
+          <w:color w:val="0E5A66"/>
+          <w:sz w:val="36"/>
+          <w:szCs w:val="36"/>
         </w:rPr>
         <w:t xml:space="preserve">실습기록표</w:t>
       </w:r>
     </w:p>
     <w:p>
       <w:pPr>
-        <w:spacing w:after="160" w:before="0" w:line="300"/>
+        <w:spacing w:after="200" w:before="0" w:line="300"/>
       </w:pPr>
       <w:r>
         <w:rPr>
           <w:rFonts w:ascii="Malgun Gothic" w:cs="Malgun Gothic" w:eastAsia="Malgun Gothic" w:hAnsi="Malgun Gothic"/>
-          <w:color w:val="586573"/>
-          <w:sz w:val="20"/>
-          <w:szCs w:val="20"/>
+          <w:color w:val="5A6764"/>
+          <w:sz w:val="19"/>
+          <w:szCs w:val="19"/>
         </w:rPr>
-        <w:t xml:space="preserve">도구가 안 돼서 다른 방법으로 한 부분은 「대체 실습」에 표시합니다</w:t>
+        <w:t xml:space="preserve">도구가 안 돼서 다른 방법으로 한 부분은 「대체 실습」에 표시합니다.</w:t>
       </w:r>
     </w:p>
     <w:p>
@@ -58,8 +58,8 @@
         </w:tblBorders>
       </w:tblPr>
       <w:tblGrid>
-        <w:gridCol w:w="900"/>
-        <w:gridCol w:w="3726"/>
+        <w:gridCol w:w="700"/>
+        <w:gridCol w:w="3926"/>
         <w:gridCol w:w="900"/>
         <w:gridCol w:w="1300"/>
         <w:gridCol w:w="2200"/>
@@ -70,24 +70,24 @@
         </w:trPr>
         <w:tc>
           <w:tcPr>
-            <w:tcW w:type="dxa" w:w="900"/>
-            <w:tcBorders>
-              <w:top w:val="single" w:color="D5DCE3" w:sz="4"/>
-              <w:left w:val="single" w:color="D5DCE3" w:sz="4"/>
-              <w:bottom w:val="single" w:color="D5DCE3" w:sz="4"/>
-              <w:right w:val="single" w:color="D5DCE3" w:sz="4"/>
-            </w:tcBorders>
-            <w:shd w:fill="0C2E4E" w:color="auto" w:val="clear"/>
-            <w:tcMar>
-              <w:top w:type="dxa" w:w="80"/>
-              <w:left w:type="dxa" w:w="120"/>
-              <w:bottom w:type="dxa" w:w="80"/>
-              <w:right w:type="dxa" w:w="120"/>
-            </w:tcMar>
-          </w:tcPr>
-          <w:p>
-            <w:pPr>
-              <w:spacing w:after="30" w:before="0" w:line="300"/>
+            <w:tcW w:type="dxa" w:w="700"/>
+            <w:tcBorders>
+              <w:top w:val="single" w:color="D5DCE3" w:sz="4"/>
+              <w:left w:val="single" w:color="D5DCE3" w:sz="4"/>
+              <w:bottom w:val="single" w:color="D5DCE3" w:sz="4"/>
+              <w:right w:val="single" w:color="D5DCE3" w:sz="4"/>
+            </w:tcBorders>
+            <w:shd w:fill="0E5A66" w:color="auto" w:val="clear"/>
+            <w:tcMar>
+              <w:top w:type="dxa" w:w="80"/>
+              <w:left w:type="dxa" w:w="120"/>
+              <w:bottom w:type="dxa" w:w="80"/>
+              <w:right w:type="dxa" w:w="120"/>
+            </w:tcMar>
+          </w:tcPr>
+          <w:p>
+            <w:pPr>
+              <w:spacing w:after="40" w:before="0" w:line="300"/>
             </w:pPr>
             <w:r>
               <w:rPr>
@@ -98,30 +98,30 @@
                 <w:sz w:val="20"/>
                 <w:szCs w:val="20"/>
               </w:rPr>
-              <w:t xml:space="preserve">단계</w:t>
-            </w:r>
-          </w:p>
-        </w:tc>
-        <w:tc>
-          <w:tcPr>
-            <w:tcW w:type="dxa" w:w="3726"/>
-            <w:tcBorders>
-              <w:top w:val="single" w:color="D5DCE3" w:sz="4"/>
-              <w:left w:val="single" w:color="D5DCE3" w:sz="4"/>
-              <w:bottom w:val="single" w:color="D5DCE3" w:sz="4"/>
-              <w:right w:val="single" w:color="D5DCE3" w:sz="4"/>
-            </w:tcBorders>
-            <w:shd w:fill="0C2E4E" w:color="auto" w:val="clear"/>
-            <w:tcMar>
-              <w:top w:type="dxa" w:w="80"/>
-              <w:left w:type="dxa" w:w="120"/>
-              <w:bottom w:type="dxa" w:w="80"/>
-              <w:right w:type="dxa" w:w="120"/>
-            </w:tcMar>
-          </w:tcPr>
-          <w:p>
-            <w:pPr>
-              <w:spacing w:after="30" w:before="0" w:line="300"/>
+              <w:t xml:space="preserve">장</w:t>
+            </w:r>
+          </w:p>
+        </w:tc>
+        <w:tc>
+          <w:tcPr>
+            <w:tcW w:type="dxa" w:w="3926"/>
+            <w:tcBorders>
+              <w:top w:val="single" w:color="D5DCE3" w:sz="4"/>
+              <w:left w:val="single" w:color="D5DCE3" w:sz="4"/>
+              <w:bottom w:val="single" w:color="D5DCE3" w:sz="4"/>
+              <w:right w:val="single" w:color="D5DCE3" w:sz="4"/>
+            </w:tcBorders>
+            <w:shd w:fill="0E5A66" w:color="auto" w:val="clear"/>
+            <w:tcMar>
+              <w:top w:type="dxa" w:w="80"/>
+              <w:left w:type="dxa" w:w="120"/>
+              <w:bottom w:type="dxa" w:w="80"/>
+              <w:right w:type="dxa" w:w="120"/>
+            </w:tcMar>
+          </w:tcPr>
+          <w:p>
+            <w:pPr>
+              <w:spacing w:after="40" w:before="0" w:line="300"/>
             </w:pPr>
             <w:r>
               <w:rPr>
@@ -145,17 +145,17 @@
               <w:bottom w:val="single" w:color="D5DCE3" w:sz="4"/>
               <w:right w:val="single" w:color="D5DCE3" w:sz="4"/>
             </w:tcBorders>
-            <w:shd w:fill="0C2E4E" w:color="auto" w:val="clear"/>
-            <w:tcMar>
-              <w:top w:type="dxa" w:w="80"/>
-              <w:left w:type="dxa" w:w="120"/>
-              <w:bottom w:type="dxa" w:w="80"/>
-              <w:right w:type="dxa" w:w="120"/>
-            </w:tcMar>
-          </w:tcPr>
-          <w:p>
-            <w:pPr>
-              <w:spacing w:after="30" w:before="0" w:line="300"/>
+            <w:shd w:fill="0E5A66" w:color="auto" w:val="clear"/>
+            <w:tcMar>
+              <w:top w:type="dxa" w:w="80"/>
+              <w:left w:type="dxa" w:w="120"/>
+              <w:bottom w:type="dxa" w:w="80"/>
+              <w:right w:type="dxa" w:w="120"/>
+            </w:tcMar>
+          </w:tcPr>
+          <w:p>
+            <w:pPr>
+              <w:spacing w:after="40" w:before="0" w:line="300"/>
             </w:pPr>
             <w:r>
               <w:rPr>
@@ -179,17 +179,17 @@
               <w:bottom w:val="single" w:color="D5DCE3" w:sz="4"/>
               <w:right w:val="single" w:color="D5DCE3" w:sz="4"/>
             </w:tcBorders>
-            <w:shd w:fill="0C2E4E" w:color="auto" w:val="clear"/>
-            <w:tcMar>
-              <w:top w:type="dxa" w:w="80"/>
-              <w:left w:type="dxa" w:w="120"/>
-              <w:bottom w:type="dxa" w:w="80"/>
-              <w:right w:type="dxa" w:w="120"/>
-            </w:tcMar>
-          </w:tcPr>
-          <w:p>
-            <w:pPr>
-              <w:spacing w:after="30" w:before="0" w:line="300"/>
+            <w:shd w:fill="0E5A66" w:color="auto" w:val="clear"/>
+            <w:tcMar>
+              <w:top w:type="dxa" w:w="80"/>
+              <w:left w:type="dxa" w:w="120"/>
+              <w:bottom w:type="dxa" w:w="80"/>
+              <w:right w:type="dxa" w:w="120"/>
+            </w:tcMar>
+          </w:tcPr>
+          <w:p>
+            <w:pPr>
+              <w:spacing w:after="40" w:before="0" w:line="300"/>
             </w:pPr>
             <w:r>
               <w:rPr>
@@ -213,17 +213,17 @@
               <w:bottom w:val="single" w:color="D5DCE3" w:sz="4"/>
               <w:right w:val="single" w:color="D5DCE3" w:sz="4"/>
             </w:tcBorders>
-            <w:shd w:fill="0C2E4E" w:color="auto" w:val="clear"/>
-            <w:tcMar>
-              <w:top w:type="dxa" w:w="80"/>
-              <w:left w:type="dxa" w:w="120"/>
-              <w:bottom w:type="dxa" w:w="80"/>
-              <w:right w:type="dxa" w:w="120"/>
-            </w:tcMar>
-          </w:tcPr>
-          <w:p>
-            <w:pPr>
-              <w:spacing w:after="30" w:before="0" w:line="300"/>
+            <w:shd w:fill="0E5A66" w:color="auto" w:val="clear"/>
+            <w:tcMar>
+              <w:top w:type="dxa" w:w="80"/>
+              <w:left w:type="dxa" w:w="120"/>
+              <w:bottom w:type="dxa" w:w="80"/>
+              <w:right w:type="dxa" w:w="120"/>
+            </w:tcMar>
+          </w:tcPr>
+          <w:p>
+            <w:pPr>
+              <w:spacing w:after="40" w:before="0" w:line="300"/>
             </w:pPr>
             <w:r>
               <w:rPr>
@@ -245,6 +245,70 @@
         </w:trPr>
         <w:tc>
           <w:tcPr>
+            <w:tcW w:type="dxa" w:w="700"/>
+            <w:tcBorders>
+              <w:top w:val="single" w:color="D5DCE3" w:sz="4"/>
+              <w:left w:val="single" w:color="D5DCE3" w:sz="4"/>
+              <w:bottom w:val="single" w:color="D5DCE3" w:sz="4"/>
+              <w:right w:val="single" w:color="D5DCE3" w:sz="4"/>
+            </w:tcBorders>
+            <w:tcMar>
+              <w:top w:type="dxa" w:w="80"/>
+              <w:left w:type="dxa" w:w="120"/>
+              <w:bottom w:type="dxa" w:w="80"/>
+              <w:right w:type="dxa" w:w="120"/>
+            </w:tcMar>
+          </w:tcPr>
+          <w:p>
+            <w:pPr>
+              <w:spacing w:after="40" w:before="0" w:line="300"/>
+            </w:pPr>
+            <w:r>
+              <w:rPr>
+                <w:rFonts w:ascii="Malgun Gothic" w:cs="Malgun Gothic" w:eastAsia="Malgun Gothic" w:hAnsi="Malgun Gothic"/>
+                <w:b w:val="false"/>
+                <w:bCs w:val="false"/>
+                <w:sz w:val="20"/>
+                <w:szCs w:val="20"/>
+              </w:rPr>
+              <w:t xml:space="preserve">1</w:t>
+            </w:r>
+          </w:p>
+        </w:tc>
+        <w:tc>
+          <w:tcPr>
+            <w:tcW w:type="dxa" w:w="3926"/>
+            <w:tcBorders>
+              <w:top w:val="single" w:color="D5DCE3" w:sz="4"/>
+              <w:left w:val="single" w:color="D5DCE3" w:sz="4"/>
+              <w:bottom w:val="single" w:color="D5DCE3" w:sz="4"/>
+              <w:right w:val="single" w:color="D5DCE3" w:sz="4"/>
+            </w:tcBorders>
+            <w:tcMar>
+              <w:top w:type="dxa" w:w="80"/>
+              <w:left w:type="dxa" w:w="120"/>
+              <w:bottom w:type="dxa" w:w="80"/>
+              <w:right w:type="dxa" w:w="120"/>
+            </w:tcMar>
+          </w:tcPr>
+          <w:p>
+            <w:pPr>
+              <w:spacing w:after="40" w:before="0" w:line="300"/>
+            </w:pPr>
+            <w:r>
+              <w:rPr>
+                <w:rFonts w:ascii="Malgun Gothic" w:cs="Malgun Gothic" w:eastAsia="Malgun Gothic" w:hAnsi="Malgun Gothic"/>
+                <w:b w:val="false"/>
+                <w:bCs w:val="false"/>
+                <w:sz w:val="20"/>
+                <w:szCs w:val="20"/>
+              </w:rPr>
+              <w:t xml:space="preserve">AI와 사업 아이디어 고르기</w:t>
+            </w:r>
+          </w:p>
+        </w:tc>
+        <w:tc>
+          <w:tcPr>
             <w:tcW w:type="dxa" w:w="900"/>
             <w:tcBorders>
               <w:top w:val="single" w:color="D5DCE3" w:sz="4"/>
@@ -266,68 +330,10 @@
             <w:r>
               <w:rPr>
                 <w:rFonts w:ascii="Malgun Gothic" w:cs="Malgun Gothic" w:eastAsia="Malgun Gothic" w:hAnsi="Malgun Gothic"/>
-                <w:sz w:val="21"/>
-                <w:szCs w:val="21"/>
-              </w:rPr>
-              <w:t xml:space="preserve">1단계</w:t>
-            </w:r>
-          </w:p>
-        </w:tc>
-        <w:tc>
-          <w:tcPr>
-            <w:tcW w:type="dxa" w:w="3726"/>
-            <w:tcBorders>
-              <w:top w:val="single" w:color="D5DCE3" w:sz="4"/>
-              <w:left w:val="single" w:color="D5DCE3" w:sz="4"/>
-              <w:bottom w:val="single" w:color="D5DCE3" w:sz="4"/>
-              <w:right w:val="single" w:color="D5DCE3" w:sz="4"/>
-            </w:tcBorders>
-            <w:tcMar>
-              <w:top w:type="dxa" w:w="80"/>
-              <w:left w:type="dxa" w:w="120"/>
-              <w:bottom w:type="dxa" w:w="80"/>
-              <w:right w:type="dxa" w:w="120"/>
-            </w:tcMar>
-          </w:tcPr>
-          <w:p>
-            <w:pPr>
-              <w:spacing w:after="40" w:before="0" w:line="300"/>
-            </w:pPr>
-            <w:r>
-              <w:rPr>
-                <w:rFonts w:ascii="Malgun Gothic" w:cs="Malgun Gothic" w:eastAsia="Malgun Gothic" w:hAnsi="Malgun Gothic"/>
-                <w:sz w:val="21"/>
-                <w:szCs w:val="21"/>
-              </w:rPr>
-              <w:t xml:space="preserve">AI와 사업 아이디어 고르기</w:t>
-            </w:r>
-          </w:p>
-        </w:tc>
-        <w:tc>
-          <w:tcPr>
-            <w:tcW w:type="dxa" w:w="900"/>
-            <w:tcBorders>
-              <w:top w:val="single" w:color="D5DCE3" w:sz="4"/>
-              <w:left w:val="single" w:color="D5DCE3" w:sz="4"/>
-              <w:bottom w:val="single" w:color="D5DCE3" w:sz="4"/>
-              <w:right w:val="single" w:color="D5DCE3" w:sz="4"/>
-            </w:tcBorders>
-            <w:tcMar>
-              <w:top w:type="dxa" w:w="80"/>
-              <w:left w:type="dxa" w:w="120"/>
-              <w:bottom w:type="dxa" w:w="80"/>
-              <w:right w:type="dxa" w:w="120"/>
-            </w:tcMar>
-          </w:tcPr>
-          <w:p>
-            <w:pPr>
-              <w:spacing w:after="40" w:before="0" w:line="300"/>
-            </w:pPr>
-            <w:r>
-              <w:rPr>
-                <w:rFonts w:ascii="Malgun Gothic" w:cs="Malgun Gothic" w:eastAsia="Malgun Gothic" w:hAnsi="Malgun Gothic"/>
-                <w:sz w:val="21"/>
-                <w:szCs w:val="21"/>
+                <w:b w:val="false"/>
+                <w:bCs w:val="false"/>
+                <w:sz w:val="20"/>
+                <w:szCs w:val="20"/>
               </w:rPr>
               <w:t xml:space="preserve">☐</w:t>
             </w:r>
@@ -356,8 +362,10 @@
             <w:r>
               <w:rPr>
                 <w:rFonts w:ascii="Malgun Gothic" w:cs="Malgun Gothic" w:eastAsia="Malgun Gothic" w:hAnsi="Malgun Gothic"/>
-                <w:sz w:val="21"/>
-                <w:szCs w:val="21"/>
+                <w:b w:val="false"/>
+                <w:bCs w:val="false"/>
+                <w:sz w:val="20"/>
+                <w:szCs w:val="20"/>
               </w:rPr>
               <w:t xml:space="preserve">☐</w:t>
             </w:r>
@@ -386,8 +394,10 @@
             <w:r>
               <w:rPr>
                 <w:rFonts w:ascii="Malgun Gothic" w:cs="Malgun Gothic" w:eastAsia="Malgun Gothic" w:hAnsi="Malgun Gothic"/>
-                <w:sz w:val="21"/>
-                <w:szCs w:val="21"/>
+                <w:b w:val="false"/>
+                <w:bCs w:val="false"/>
+                <w:sz w:val="20"/>
+                <w:szCs w:val="20"/>
               </w:rPr>
               <w:t xml:space="preserve"/>
             </w:r>
@@ -400,6 +410,70 @@
         </w:trPr>
         <w:tc>
           <w:tcPr>
+            <w:tcW w:type="dxa" w:w="700"/>
+            <w:tcBorders>
+              <w:top w:val="single" w:color="D5DCE3" w:sz="4"/>
+              <w:left w:val="single" w:color="D5DCE3" w:sz="4"/>
+              <w:bottom w:val="single" w:color="D5DCE3" w:sz="4"/>
+              <w:right w:val="single" w:color="D5DCE3" w:sz="4"/>
+            </w:tcBorders>
+            <w:tcMar>
+              <w:top w:type="dxa" w:w="80"/>
+              <w:left w:type="dxa" w:w="120"/>
+              <w:bottom w:type="dxa" w:w="80"/>
+              <w:right w:type="dxa" w:w="120"/>
+            </w:tcMar>
+          </w:tcPr>
+          <w:p>
+            <w:pPr>
+              <w:spacing w:after="40" w:before="0" w:line="300"/>
+            </w:pPr>
+            <w:r>
+              <w:rPr>
+                <w:rFonts w:ascii="Malgun Gothic" w:cs="Malgun Gothic" w:eastAsia="Malgun Gothic" w:hAnsi="Malgun Gothic"/>
+                <w:b w:val="false"/>
+                <w:bCs w:val="false"/>
+                <w:sz w:val="20"/>
+                <w:szCs w:val="20"/>
+              </w:rPr>
+              <w:t xml:space="preserve">2</w:t>
+            </w:r>
+          </w:p>
+        </w:tc>
+        <w:tc>
+          <w:tcPr>
+            <w:tcW w:type="dxa" w:w="3926"/>
+            <w:tcBorders>
+              <w:top w:val="single" w:color="D5DCE3" w:sz="4"/>
+              <w:left w:val="single" w:color="D5DCE3" w:sz="4"/>
+              <w:bottom w:val="single" w:color="D5DCE3" w:sz="4"/>
+              <w:right w:val="single" w:color="D5DCE3" w:sz="4"/>
+            </w:tcBorders>
+            <w:tcMar>
+              <w:top w:type="dxa" w:w="80"/>
+              <w:left w:type="dxa" w:w="120"/>
+              <w:bottom w:type="dxa" w:w="80"/>
+              <w:right w:type="dxa" w:w="120"/>
+            </w:tcMar>
+          </w:tcPr>
+          <w:p>
+            <w:pPr>
+              <w:spacing w:after="40" w:before="0" w:line="300"/>
+            </w:pPr>
+            <w:r>
+              <w:rPr>
+                <w:rFonts w:ascii="Malgun Gothic" w:cs="Malgun Gothic" w:eastAsia="Malgun Gothic" w:hAnsi="Malgun Gothic"/>
+                <w:b w:val="false"/>
+                <w:bCs w:val="false"/>
+                <w:sz w:val="20"/>
+                <w:szCs w:val="20"/>
+              </w:rPr>
+              <w:t xml:space="preserve">Canvas로 문서 만들기</w:t>
+            </w:r>
+          </w:p>
+        </w:tc>
+        <w:tc>
+          <w:tcPr>
             <w:tcW w:type="dxa" w:w="900"/>
             <w:tcBorders>
               <w:top w:val="single" w:color="D5DCE3" w:sz="4"/>
@@ -421,68 +495,10 @@
             <w:r>
               <w:rPr>
                 <w:rFonts w:ascii="Malgun Gothic" w:cs="Malgun Gothic" w:eastAsia="Malgun Gothic" w:hAnsi="Malgun Gothic"/>
-                <w:sz w:val="21"/>
-                <w:szCs w:val="21"/>
-              </w:rPr>
-              <w:t xml:space="preserve">2단계</w:t>
-            </w:r>
-          </w:p>
-        </w:tc>
-        <w:tc>
-          <w:tcPr>
-            <w:tcW w:type="dxa" w:w="3726"/>
-            <w:tcBorders>
-              <w:top w:val="single" w:color="D5DCE3" w:sz="4"/>
-              <w:left w:val="single" w:color="D5DCE3" w:sz="4"/>
-              <w:bottom w:val="single" w:color="D5DCE3" w:sz="4"/>
-              <w:right w:val="single" w:color="D5DCE3" w:sz="4"/>
-            </w:tcBorders>
-            <w:tcMar>
-              <w:top w:type="dxa" w:w="80"/>
-              <w:left w:type="dxa" w:w="120"/>
-              <w:bottom w:type="dxa" w:w="80"/>
-              <w:right w:type="dxa" w:w="120"/>
-            </w:tcMar>
-          </w:tcPr>
-          <w:p>
-            <w:pPr>
-              <w:spacing w:after="40" w:before="0" w:line="300"/>
-            </w:pPr>
-            <w:r>
-              <w:rPr>
-                <w:rFonts w:ascii="Malgun Gothic" w:cs="Malgun Gothic" w:eastAsia="Malgun Gothic" w:hAnsi="Malgun Gothic"/>
-                <w:sz w:val="21"/>
-                <w:szCs w:val="21"/>
-              </w:rPr>
-              <w:t xml:space="preserve">Canvas로 문서 만들기</w:t>
-            </w:r>
-          </w:p>
-        </w:tc>
-        <w:tc>
-          <w:tcPr>
-            <w:tcW w:type="dxa" w:w="900"/>
-            <w:tcBorders>
-              <w:top w:val="single" w:color="D5DCE3" w:sz="4"/>
-              <w:left w:val="single" w:color="D5DCE3" w:sz="4"/>
-              <w:bottom w:val="single" w:color="D5DCE3" w:sz="4"/>
-              <w:right w:val="single" w:color="D5DCE3" w:sz="4"/>
-            </w:tcBorders>
-            <w:tcMar>
-              <w:top w:type="dxa" w:w="80"/>
-              <w:left w:type="dxa" w:w="120"/>
-              <w:bottom w:type="dxa" w:w="80"/>
-              <w:right w:type="dxa" w:w="120"/>
-            </w:tcMar>
-          </w:tcPr>
-          <w:p>
-            <w:pPr>
-              <w:spacing w:after="40" w:before="0" w:line="300"/>
-            </w:pPr>
-            <w:r>
-              <w:rPr>
-                <w:rFonts w:ascii="Malgun Gothic" w:cs="Malgun Gothic" w:eastAsia="Malgun Gothic" w:hAnsi="Malgun Gothic"/>
-                <w:sz w:val="21"/>
-                <w:szCs w:val="21"/>
+                <w:b w:val="false"/>
+                <w:bCs w:val="false"/>
+                <w:sz w:val="20"/>
+                <w:szCs w:val="20"/>
               </w:rPr>
               <w:t xml:space="preserve">☐</w:t>
             </w:r>
@@ -511,8 +527,10 @@
             <w:r>
               <w:rPr>
                 <w:rFonts w:ascii="Malgun Gothic" w:cs="Malgun Gothic" w:eastAsia="Malgun Gothic" w:hAnsi="Malgun Gothic"/>
-                <w:sz w:val="21"/>
-                <w:szCs w:val="21"/>
+                <w:b w:val="false"/>
+                <w:bCs w:val="false"/>
+                <w:sz w:val="20"/>
+                <w:szCs w:val="20"/>
               </w:rPr>
               <w:t xml:space="preserve">☐</w:t>
             </w:r>
@@ -541,8 +559,10 @@
             <w:r>
               <w:rPr>
                 <w:rFonts w:ascii="Malgun Gothic" w:cs="Malgun Gothic" w:eastAsia="Malgun Gothic" w:hAnsi="Malgun Gothic"/>
-                <w:sz w:val="21"/>
-                <w:szCs w:val="21"/>
+                <w:b w:val="false"/>
+                <w:bCs w:val="false"/>
+                <w:sz w:val="20"/>
+                <w:szCs w:val="20"/>
               </w:rPr>
               <w:t xml:space="preserve"/>
             </w:r>
@@ -555,6 +575,70 @@
         </w:trPr>
         <w:tc>
           <w:tcPr>
+            <w:tcW w:type="dxa" w:w="700"/>
+            <w:tcBorders>
+              <w:top w:val="single" w:color="D5DCE3" w:sz="4"/>
+              <w:left w:val="single" w:color="D5DCE3" w:sz="4"/>
+              <w:bottom w:val="single" w:color="D5DCE3" w:sz="4"/>
+              <w:right w:val="single" w:color="D5DCE3" w:sz="4"/>
+            </w:tcBorders>
+            <w:tcMar>
+              <w:top w:type="dxa" w:w="80"/>
+              <w:left w:type="dxa" w:w="120"/>
+              <w:bottom w:type="dxa" w:w="80"/>
+              <w:right w:type="dxa" w:w="120"/>
+            </w:tcMar>
+          </w:tcPr>
+          <w:p>
+            <w:pPr>
+              <w:spacing w:after="40" w:before="0" w:line="300"/>
+            </w:pPr>
+            <w:r>
+              <w:rPr>
+                <w:rFonts w:ascii="Malgun Gothic" w:cs="Malgun Gothic" w:eastAsia="Malgun Gothic" w:hAnsi="Malgun Gothic"/>
+                <w:b w:val="false"/>
+                <w:bCs w:val="false"/>
+                <w:sz w:val="20"/>
+                <w:szCs w:val="20"/>
+              </w:rPr>
+              <w:t xml:space="preserve">3</w:t>
+            </w:r>
+          </w:p>
+        </w:tc>
+        <w:tc>
+          <w:tcPr>
+            <w:tcW w:type="dxa" w:w="3926"/>
+            <w:tcBorders>
+              <w:top w:val="single" w:color="D5DCE3" w:sz="4"/>
+              <w:left w:val="single" w:color="D5DCE3" w:sz="4"/>
+              <w:bottom w:val="single" w:color="D5DCE3" w:sz="4"/>
+              <w:right w:val="single" w:color="D5DCE3" w:sz="4"/>
+            </w:tcBorders>
+            <w:tcMar>
+              <w:top w:type="dxa" w:w="80"/>
+              <w:left w:type="dxa" w:w="120"/>
+              <w:bottom w:type="dxa" w:w="80"/>
+              <w:right w:type="dxa" w:w="120"/>
+            </w:tcMar>
+          </w:tcPr>
+          <w:p>
+            <w:pPr>
+              <w:spacing w:after="40" w:before="0" w:line="300"/>
+            </w:pPr>
+            <w:r>
+              <w:rPr>
+                <w:rFonts w:ascii="Malgun Gothic" w:cs="Malgun Gothic" w:eastAsia="Malgun Gothic" w:hAnsi="Malgun Gothic"/>
+                <w:b w:val="false"/>
+                <w:bCs w:val="false"/>
+                <w:sz w:val="20"/>
+                <w:szCs w:val="20"/>
+              </w:rPr>
+              <w:t xml:space="preserve">Perplexity로 근거 찾기</w:t>
+            </w:r>
+          </w:p>
+        </w:tc>
+        <w:tc>
+          <w:tcPr>
             <w:tcW w:type="dxa" w:w="900"/>
             <w:tcBorders>
               <w:top w:val="single" w:color="D5DCE3" w:sz="4"/>
@@ -576,68 +660,10 @@
             <w:r>
               <w:rPr>
                 <w:rFonts w:ascii="Malgun Gothic" w:cs="Malgun Gothic" w:eastAsia="Malgun Gothic" w:hAnsi="Malgun Gothic"/>
-                <w:sz w:val="21"/>
-                <w:szCs w:val="21"/>
-              </w:rPr>
-              <w:t xml:space="preserve">3단계</w:t>
-            </w:r>
-          </w:p>
-        </w:tc>
-        <w:tc>
-          <w:tcPr>
-            <w:tcW w:type="dxa" w:w="3726"/>
-            <w:tcBorders>
-              <w:top w:val="single" w:color="D5DCE3" w:sz="4"/>
-              <w:left w:val="single" w:color="D5DCE3" w:sz="4"/>
-              <w:bottom w:val="single" w:color="D5DCE3" w:sz="4"/>
-              <w:right w:val="single" w:color="D5DCE3" w:sz="4"/>
-            </w:tcBorders>
-            <w:tcMar>
-              <w:top w:type="dxa" w:w="80"/>
-              <w:left w:type="dxa" w:w="120"/>
-              <w:bottom w:type="dxa" w:w="80"/>
-              <w:right w:type="dxa" w:w="120"/>
-            </w:tcMar>
-          </w:tcPr>
-          <w:p>
-            <w:pPr>
-              <w:spacing w:after="40" w:before="0" w:line="300"/>
-            </w:pPr>
-            <w:r>
-              <w:rPr>
-                <w:rFonts w:ascii="Malgun Gothic" w:cs="Malgun Gothic" w:eastAsia="Malgun Gothic" w:hAnsi="Malgun Gothic"/>
-                <w:sz w:val="21"/>
-                <w:szCs w:val="21"/>
-              </w:rPr>
-              <w:t xml:space="preserve">Perplexity로 근거 찾기</w:t>
-            </w:r>
-          </w:p>
-        </w:tc>
-        <w:tc>
-          <w:tcPr>
-            <w:tcW w:type="dxa" w:w="900"/>
-            <w:tcBorders>
-              <w:top w:val="single" w:color="D5DCE3" w:sz="4"/>
-              <w:left w:val="single" w:color="D5DCE3" w:sz="4"/>
-              <w:bottom w:val="single" w:color="D5DCE3" w:sz="4"/>
-              <w:right w:val="single" w:color="D5DCE3" w:sz="4"/>
-            </w:tcBorders>
-            <w:tcMar>
-              <w:top w:type="dxa" w:w="80"/>
-              <w:left w:type="dxa" w:w="120"/>
-              <w:bottom w:type="dxa" w:w="80"/>
-              <w:right w:type="dxa" w:w="120"/>
-            </w:tcMar>
-          </w:tcPr>
-          <w:p>
-            <w:pPr>
-              <w:spacing w:after="40" w:before="0" w:line="300"/>
-            </w:pPr>
-            <w:r>
-              <w:rPr>
-                <w:rFonts w:ascii="Malgun Gothic" w:cs="Malgun Gothic" w:eastAsia="Malgun Gothic" w:hAnsi="Malgun Gothic"/>
-                <w:sz w:val="21"/>
-                <w:szCs w:val="21"/>
+                <w:b w:val="false"/>
+                <w:bCs w:val="false"/>
+                <w:sz w:val="20"/>
+                <w:szCs w:val="20"/>
               </w:rPr>
               <w:t xml:space="preserve">☐</w:t>
             </w:r>
@@ -666,8 +692,10 @@
             <w:r>
               <w:rPr>
                 <w:rFonts w:ascii="Malgun Gothic" w:cs="Malgun Gothic" w:eastAsia="Malgun Gothic" w:hAnsi="Malgun Gothic"/>
-                <w:sz w:val="21"/>
-                <w:szCs w:val="21"/>
+                <w:b w:val="false"/>
+                <w:bCs w:val="false"/>
+                <w:sz w:val="20"/>
+                <w:szCs w:val="20"/>
               </w:rPr>
               <w:t xml:space="preserve">☐</w:t>
             </w:r>
@@ -696,8 +724,10 @@
             <w:r>
               <w:rPr>
                 <w:rFonts w:ascii="Malgun Gothic" w:cs="Malgun Gothic" w:eastAsia="Malgun Gothic" w:hAnsi="Malgun Gothic"/>
-                <w:sz w:val="21"/>
-                <w:szCs w:val="21"/>
+                <w:b w:val="false"/>
+                <w:bCs w:val="false"/>
+                <w:sz w:val="20"/>
+                <w:szCs w:val="20"/>
               </w:rPr>
               <w:t xml:space="preserve"/>
             </w:r>
@@ -710,6 +740,70 @@
         </w:trPr>
         <w:tc>
           <w:tcPr>
+            <w:tcW w:type="dxa" w:w="700"/>
+            <w:tcBorders>
+              <w:top w:val="single" w:color="D5DCE3" w:sz="4"/>
+              <w:left w:val="single" w:color="D5DCE3" w:sz="4"/>
+              <w:bottom w:val="single" w:color="D5DCE3" w:sz="4"/>
+              <w:right w:val="single" w:color="D5DCE3" w:sz="4"/>
+            </w:tcBorders>
+            <w:tcMar>
+              <w:top w:type="dxa" w:w="80"/>
+              <w:left w:type="dxa" w:w="120"/>
+              <w:bottom w:type="dxa" w:w="80"/>
+              <w:right w:type="dxa" w:w="120"/>
+            </w:tcMar>
+          </w:tcPr>
+          <w:p>
+            <w:pPr>
+              <w:spacing w:after="40" w:before="0" w:line="300"/>
+            </w:pPr>
+            <w:r>
+              <w:rPr>
+                <w:rFonts w:ascii="Malgun Gothic" w:cs="Malgun Gothic" w:eastAsia="Malgun Gothic" w:hAnsi="Malgun Gothic"/>
+                <w:b w:val="false"/>
+                <w:bCs w:val="false"/>
+                <w:sz w:val="20"/>
+                <w:szCs w:val="20"/>
+              </w:rPr>
+              <w:t xml:space="preserve">4</w:t>
+            </w:r>
+          </w:p>
+        </w:tc>
+        <w:tc>
+          <w:tcPr>
+            <w:tcW w:type="dxa" w:w="3926"/>
+            <w:tcBorders>
+              <w:top w:val="single" w:color="D5DCE3" w:sz="4"/>
+              <w:left w:val="single" w:color="D5DCE3" w:sz="4"/>
+              <w:bottom w:val="single" w:color="D5DCE3" w:sz="4"/>
+              <w:right w:val="single" w:color="D5DCE3" w:sz="4"/>
+            </w:tcBorders>
+            <w:tcMar>
+              <w:top w:type="dxa" w:w="80"/>
+              <w:left w:type="dxa" w:w="120"/>
+              <w:bottom w:type="dxa" w:w="80"/>
+              <w:right w:type="dxa" w:w="120"/>
+            </w:tcMar>
+          </w:tcPr>
+          <w:p>
+            <w:pPr>
+              <w:spacing w:after="40" w:before="0" w:line="300"/>
+            </w:pPr>
+            <w:r>
+              <w:rPr>
+                <w:rFonts w:ascii="Malgun Gothic" w:cs="Malgun Gothic" w:eastAsia="Malgun Gothic" w:hAnsi="Malgun Gothic"/>
+                <w:b w:val="false"/>
+                <w:bCs w:val="false"/>
+                <w:sz w:val="20"/>
+                <w:szCs w:val="20"/>
+              </w:rPr>
+              <w:t xml:space="preserve">사업기획서 초안 완성하기</w:t>
+            </w:r>
+          </w:p>
+        </w:tc>
+        <w:tc>
+          <w:tcPr>
             <w:tcW w:type="dxa" w:w="900"/>
             <w:tcBorders>
               <w:top w:val="single" w:color="D5DCE3" w:sz="4"/>
@@ -731,68 +825,10 @@
             <w:r>
               <w:rPr>
                 <w:rFonts w:ascii="Malgun Gothic" w:cs="Malgun Gothic" w:eastAsia="Malgun Gothic" w:hAnsi="Malgun Gothic"/>
-                <w:sz w:val="21"/>
-                <w:szCs w:val="21"/>
-              </w:rPr>
-              <w:t xml:space="preserve">4단계</w:t>
-            </w:r>
-          </w:p>
-        </w:tc>
-        <w:tc>
-          <w:tcPr>
-            <w:tcW w:type="dxa" w:w="3726"/>
-            <w:tcBorders>
-              <w:top w:val="single" w:color="D5DCE3" w:sz="4"/>
-              <w:left w:val="single" w:color="D5DCE3" w:sz="4"/>
-              <w:bottom w:val="single" w:color="D5DCE3" w:sz="4"/>
-              <w:right w:val="single" w:color="D5DCE3" w:sz="4"/>
-            </w:tcBorders>
-            <w:tcMar>
-              <w:top w:type="dxa" w:w="80"/>
-              <w:left w:type="dxa" w:w="120"/>
-              <w:bottom w:type="dxa" w:w="80"/>
-              <w:right w:type="dxa" w:w="120"/>
-            </w:tcMar>
-          </w:tcPr>
-          <w:p>
-            <w:pPr>
-              <w:spacing w:after="40" w:before="0" w:line="300"/>
-            </w:pPr>
-            <w:r>
-              <w:rPr>
-                <w:rFonts w:ascii="Malgun Gothic" w:cs="Malgun Gothic" w:eastAsia="Malgun Gothic" w:hAnsi="Malgun Gothic"/>
-                <w:sz w:val="21"/>
-                <w:szCs w:val="21"/>
-              </w:rPr>
-              <w:t xml:space="preserve">사업기획서 초안 완성하기</w:t>
-            </w:r>
-          </w:p>
-        </w:tc>
-        <w:tc>
-          <w:tcPr>
-            <w:tcW w:type="dxa" w:w="900"/>
-            <w:tcBorders>
-              <w:top w:val="single" w:color="D5DCE3" w:sz="4"/>
-              <w:left w:val="single" w:color="D5DCE3" w:sz="4"/>
-              <w:bottom w:val="single" w:color="D5DCE3" w:sz="4"/>
-              <w:right w:val="single" w:color="D5DCE3" w:sz="4"/>
-            </w:tcBorders>
-            <w:tcMar>
-              <w:top w:type="dxa" w:w="80"/>
-              <w:left w:type="dxa" w:w="120"/>
-              <w:bottom w:type="dxa" w:w="80"/>
-              <w:right w:type="dxa" w:w="120"/>
-            </w:tcMar>
-          </w:tcPr>
-          <w:p>
-            <w:pPr>
-              <w:spacing w:after="40" w:before="0" w:line="300"/>
-            </w:pPr>
-            <w:r>
-              <w:rPr>
-                <w:rFonts w:ascii="Malgun Gothic" w:cs="Malgun Gothic" w:eastAsia="Malgun Gothic" w:hAnsi="Malgun Gothic"/>
-                <w:sz w:val="21"/>
-                <w:szCs w:val="21"/>
+                <w:b w:val="false"/>
+                <w:bCs w:val="false"/>
+                <w:sz w:val="20"/>
+                <w:szCs w:val="20"/>
               </w:rPr>
               <w:t xml:space="preserve">☐</w:t>
             </w:r>
@@ -821,8 +857,10 @@
             <w:r>
               <w:rPr>
                 <w:rFonts w:ascii="Malgun Gothic" w:cs="Malgun Gothic" w:eastAsia="Malgun Gothic" w:hAnsi="Malgun Gothic"/>
-                <w:sz w:val="21"/>
-                <w:szCs w:val="21"/>
+                <w:b w:val="false"/>
+                <w:bCs w:val="false"/>
+                <w:sz w:val="20"/>
+                <w:szCs w:val="20"/>
               </w:rPr>
               <w:t xml:space="preserve">☐</w:t>
             </w:r>
@@ -851,8 +889,10 @@
             <w:r>
               <w:rPr>
                 <w:rFonts w:ascii="Malgun Gothic" w:cs="Malgun Gothic" w:eastAsia="Malgun Gothic" w:hAnsi="Malgun Gothic"/>
-                <w:sz w:val="21"/>
-                <w:szCs w:val="21"/>
+                <w:b w:val="false"/>
+                <w:bCs w:val="false"/>
+                <w:sz w:val="20"/>
+                <w:szCs w:val="20"/>
               </w:rPr>
               <w:t xml:space="preserve"/>
             </w:r>
@@ -865,6 +905,70 @@
         </w:trPr>
         <w:tc>
           <w:tcPr>
+            <w:tcW w:type="dxa" w:w="700"/>
+            <w:tcBorders>
+              <w:top w:val="single" w:color="D5DCE3" w:sz="4"/>
+              <w:left w:val="single" w:color="D5DCE3" w:sz="4"/>
+              <w:bottom w:val="single" w:color="D5DCE3" w:sz="4"/>
+              <w:right w:val="single" w:color="D5DCE3" w:sz="4"/>
+            </w:tcBorders>
+            <w:tcMar>
+              <w:top w:type="dxa" w:w="80"/>
+              <w:left w:type="dxa" w:w="120"/>
+              <w:bottom w:type="dxa" w:w="80"/>
+              <w:right w:type="dxa" w:w="120"/>
+            </w:tcMar>
+          </w:tcPr>
+          <w:p>
+            <w:pPr>
+              <w:spacing w:after="40" w:before="0" w:line="300"/>
+            </w:pPr>
+            <w:r>
+              <w:rPr>
+                <w:rFonts w:ascii="Malgun Gothic" w:cs="Malgun Gothic" w:eastAsia="Malgun Gothic" w:hAnsi="Malgun Gothic"/>
+                <w:b w:val="false"/>
+                <w:bCs w:val="false"/>
+                <w:sz w:val="20"/>
+                <w:szCs w:val="20"/>
+              </w:rPr>
+              <w:t xml:space="preserve">5</w:t>
+            </w:r>
+          </w:p>
+        </w:tc>
+        <w:tc>
+          <w:tcPr>
+            <w:tcW w:type="dxa" w:w="3926"/>
+            <w:tcBorders>
+              <w:top w:val="single" w:color="D5DCE3" w:sz="4"/>
+              <w:left w:val="single" w:color="D5DCE3" w:sz="4"/>
+              <w:bottom w:val="single" w:color="D5DCE3" w:sz="4"/>
+              <w:right w:val="single" w:color="D5DCE3" w:sz="4"/>
+            </w:tcBorders>
+            <w:tcMar>
+              <w:top w:type="dxa" w:w="80"/>
+              <w:left w:type="dxa" w:w="120"/>
+              <w:bottom w:type="dxa" w:w="80"/>
+              <w:right w:type="dxa" w:w="120"/>
+            </w:tcMar>
+          </w:tcPr>
+          <w:p>
+            <w:pPr>
+              <w:spacing w:after="40" w:before="0" w:line="300"/>
+            </w:pPr>
+            <w:r>
+              <w:rPr>
+                <w:rFonts w:ascii="Malgun Gothic" w:cs="Malgun Gothic" w:eastAsia="Malgun Gothic" w:hAnsi="Malgun Gothic"/>
+                <w:b w:val="false"/>
+                <w:bCs w:val="false"/>
+                <w:sz w:val="20"/>
+                <w:szCs w:val="20"/>
+              </w:rPr>
+              <w:t xml:space="preserve">검토해서 최종 보고서 만들기</w:t>
+            </w:r>
+          </w:p>
+        </w:tc>
+        <w:tc>
+          <w:tcPr>
             <w:tcW w:type="dxa" w:w="900"/>
             <w:tcBorders>
               <w:top w:val="single" w:color="D5DCE3" w:sz="4"/>
@@ -886,68 +990,10 @@
             <w:r>
               <w:rPr>
                 <w:rFonts w:ascii="Malgun Gothic" w:cs="Malgun Gothic" w:eastAsia="Malgun Gothic" w:hAnsi="Malgun Gothic"/>
-                <w:sz w:val="21"/>
-                <w:szCs w:val="21"/>
-              </w:rPr>
-              <w:t xml:space="preserve">5단계</w:t>
-            </w:r>
-          </w:p>
-        </w:tc>
-        <w:tc>
-          <w:tcPr>
-            <w:tcW w:type="dxa" w:w="3726"/>
-            <w:tcBorders>
-              <w:top w:val="single" w:color="D5DCE3" w:sz="4"/>
-              <w:left w:val="single" w:color="D5DCE3" w:sz="4"/>
-              <w:bottom w:val="single" w:color="D5DCE3" w:sz="4"/>
-              <w:right w:val="single" w:color="D5DCE3" w:sz="4"/>
-            </w:tcBorders>
-            <w:tcMar>
-              <w:top w:type="dxa" w:w="80"/>
-              <w:left w:type="dxa" w:w="120"/>
-              <w:bottom w:type="dxa" w:w="80"/>
-              <w:right w:type="dxa" w:w="120"/>
-            </w:tcMar>
-          </w:tcPr>
-          <w:p>
-            <w:pPr>
-              <w:spacing w:after="40" w:before="0" w:line="300"/>
-            </w:pPr>
-            <w:r>
-              <w:rPr>
-                <w:rFonts w:ascii="Malgun Gothic" w:cs="Malgun Gothic" w:eastAsia="Malgun Gothic" w:hAnsi="Malgun Gothic"/>
-                <w:sz w:val="21"/>
-                <w:szCs w:val="21"/>
-              </w:rPr>
-              <w:t xml:space="preserve">검토해서 최종 보고서 만들기</w:t>
-            </w:r>
-          </w:p>
-        </w:tc>
-        <w:tc>
-          <w:tcPr>
-            <w:tcW w:type="dxa" w:w="900"/>
-            <w:tcBorders>
-              <w:top w:val="single" w:color="D5DCE3" w:sz="4"/>
-              <w:left w:val="single" w:color="D5DCE3" w:sz="4"/>
-              <w:bottom w:val="single" w:color="D5DCE3" w:sz="4"/>
-              <w:right w:val="single" w:color="D5DCE3" w:sz="4"/>
-            </w:tcBorders>
-            <w:tcMar>
-              <w:top w:type="dxa" w:w="80"/>
-              <w:left w:type="dxa" w:w="120"/>
-              <w:bottom w:type="dxa" w:w="80"/>
-              <w:right w:type="dxa" w:w="120"/>
-            </w:tcMar>
-          </w:tcPr>
-          <w:p>
-            <w:pPr>
-              <w:spacing w:after="40" w:before="0" w:line="300"/>
-            </w:pPr>
-            <w:r>
-              <w:rPr>
-                <w:rFonts w:ascii="Malgun Gothic" w:cs="Malgun Gothic" w:eastAsia="Malgun Gothic" w:hAnsi="Malgun Gothic"/>
-                <w:sz w:val="21"/>
-                <w:szCs w:val="21"/>
+                <w:b w:val="false"/>
+                <w:bCs w:val="false"/>
+                <w:sz w:val="20"/>
+                <w:szCs w:val="20"/>
               </w:rPr>
               <w:t xml:space="preserve">☐</w:t>
             </w:r>
@@ -976,8 +1022,10 @@
             <w:r>
               <w:rPr>
                 <w:rFonts w:ascii="Malgun Gothic" w:cs="Malgun Gothic" w:eastAsia="Malgun Gothic" w:hAnsi="Malgun Gothic"/>
-                <w:sz w:val="21"/>
-                <w:szCs w:val="21"/>
+                <w:b w:val="false"/>
+                <w:bCs w:val="false"/>
+                <w:sz w:val="20"/>
+                <w:szCs w:val="20"/>
               </w:rPr>
               <w:t xml:space="preserve">☐</w:t>
             </w:r>
@@ -1006,8 +1054,10 @@
             <w:r>
               <w:rPr>
                 <w:rFonts w:ascii="Malgun Gothic" w:cs="Malgun Gothic" w:eastAsia="Malgun Gothic" w:hAnsi="Malgun Gothic"/>
-                <w:sz w:val="21"/>
-                <w:szCs w:val="21"/>
+                <w:b w:val="false"/>
+                <w:bCs w:val="false"/>
+                <w:sz w:val="20"/>
+                <w:szCs w:val="20"/>
               </w:rPr>
               <w:t xml:space="preserve"/>
             </w:r>
@@ -1020,6 +1070,70 @@
         </w:trPr>
         <w:tc>
           <w:tcPr>
+            <w:tcW w:type="dxa" w:w="700"/>
+            <w:tcBorders>
+              <w:top w:val="single" w:color="D5DCE3" w:sz="4"/>
+              <w:left w:val="single" w:color="D5DCE3" w:sz="4"/>
+              <w:bottom w:val="single" w:color="D5DCE3" w:sz="4"/>
+              <w:right w:val="single" w:color="D5DCE3" w:sz="4"/>
+            </w:tcBorders>
+            <w:tcMar>
+              <w:top w:type="dxa" w:w="80"/>
+              <w:left w:type="dxa" w:w="120"/>
+              <w:bottom w:type="dxa" w:w="80"/>
+              <w:right w:type="dxa" w:w="120"/>
+            </w:tcMar>
+          </w:tcPr>
+          <w:p>
+            <w:pPr>
+              <w:spacing w:after="40" w:before="0" w:line="300"/>
+            </w:pPr>
+            <w:r>
+              <w:rPr>
+                <w:rFonts w:ascii="Malgun Gothic" w:cs="Malgun Gothic" w:eastAsia="Malgun Gothic" w:hAnsi="Malgun Gothic"/>
+                <w:b w:val="false"/>
+                <w:bCs w:val="false"/>
+                <w:sz w:val="20"/>
+                <w:szCs w:val="20"/>
+              </w:rPr>
+              <w:t xml:space="preserve">6</w:t>
+            </w:r>
+          </w:p>
+        </w:tc>
+        <w:tc>
+          <w:tcPr>
+            <w:tcW w:type="dxa" w:w="3926"/>
+            <w:tcBorders>
+              <w:top w:val="single" w:color="D5DCE3" w:sz="4"/>
+              <w:left w:val="single" w:color="D5DCE3" w:sz="4"/>
+              <w:bottom w:val="single" w:color="D5DCE3" w:sz="4"/>
+              <w:right w:val="single" w:color="D5DCE3" w:sz="4"/>
+            </w:tcBorders>
+            <w:tcMar>
+              <w:top w:type="dxa" w:w="80"/>
+              <w:left w:type="dxa" w:w="120"/>
+              <w:bottom w:type="dxa" w:w="80"/>
+              <w:right w:type="dxa" w:w="120"/>
+            </w:tcMar>
+          </w:tcPr>
+          <w:p>
+            <w:pPr>
+              <w:spacing w:after="40" w:before="0" w:line="300"/>
+            </w:pPr>
+            <w:r>
+              <w:rPr>
+                <w:rFonts w:ascii="Malgun Gothic" w:cs="Malgun Gothic" w:eastAsia="Malgun Gothic" w:hAnsi="Malgun Gothic"/>
+                <w:b w:val="false"/>
+                <w:bCs w:val="false"/>
+                <w:sz w:val="20"/>
+                <w:szCs w:val="20"/>
+              </w:rPr>
+              <w:t xml:space="preserve">Gamma로 발표자료 만들기</w:t>
+            </w:r>
+          </w:p>
+        </w:tc>
+        <w:tc>
+          <w:tcPr>
             <w:tcW w:type="dxa" w:w="900"/>
             <w:tcBorders>
               <w:top w:val="single" w:color="D5DCE3" w:sz="4"/>
@@ -1041,68 +1155,10 @@
             <w:r>
               <w:rPr>
                 <w:rFonts w:ascii="Malgun Gothic" w:cs="Malgun Gothic" w:eastAsia="Malgun Gothic" w:hAnsi="Malgun Gothic"/>
-                <w:sz w:val="21"/>
-                <w:szCs w:val="21"/>
-              </w:rPr>
-              <w:t xml:space="preserve">6단계</w:t>
-            </w:r>
-          </w:p>
-        </w:tc>
-        <w:tc>
-          <w:tcPr>
-            <w:tcW w:type="dxa" w:w="3726"/>
-            <w:tcBorders>
-              <w:top w:val="single" w:color="D5DCE3" w:sz="4"/>
-              <w:left w:val="single" w:color="D5DCE3" w:sz="4"/>
-              <w:bottom w:val="single" w:color="D5DCE3" w:sz="4"/>
-              <w:right w:val="single" w:color="D5DCE3" w:sz="4"/>
-            </w:tcBorders>
-            <w:tcMar>
-              <w:top w:type="dxa" w:w="80"/>
-              <w:left w:type="dxa" w:w="120"/>
-              <w:bottom w:type="dxa" w:w="80"/>
-              <w:right w:type="dxa" w:w="120"/>
-            </w:tcMar>
-          </w:tcPr>
-          <w:p>
-            <w:pPr>
-              <w:spacing w:after="40" w:before="0" w:line="300"/>
-            </w:pPr>
-            <w:r>
-              <w:rPr>
-                <w:rFonts w:ascii="Malgun Gothic" w:cs="Malgun Gothic" w:eastAsia="Malgun Gothic" w:hAnsi="Malgun Gothic"/>
-                <w:sz w:val="21"/>
-                <w:szCs w:val="21"/>
-              </w:rPr>
-              <w:t xml:space="preserve">Gamma로 발표자료 만들기</w:t>
-            </w:r>
-          </w:p>
-        </w:tc>
-        <w:tc>
-          <w:tcPr>
-            <w:tcW w:type="dxa" w:w="900"/>
-            <w:tcBorders>
-              <w:top w:val="single" w:color="D5DCE3" w:sz="4"/>
-              <w:left w:val="single" w:color="D5DCE3" w:sz="4"/>
-              <w:bottom w:val="single" w:color="D5DCE3" w:sz="4"/>
-              <w:right w:val="single" w:color="D5DCE3" w:sz="4"/>
-            </w:tcBorders>
-            <w:tcMar>
-              <w:top w:type="dxa" w:w="80"/>
-              <w:left w:type="dxa" w:w="120"/>
-              <w:bottom w:type="dxa" w:w="80"/>
-              <w:right w:type="dxa" w:w="120"/>
-            </w:tcMar>
-          </w:tcPr>
-          <w:p>
-            <w:pPr>
-              <w:spacing w:after="40" w:before="0" w:line="300"/>
-            </w:pPr>
-            <w:r>
-              <w:rPr>
-                <w:rFonts w:ascii="Malgun Gothic" w:cs="Malgun Gothic" w:eastAsia="Malgun Gothic" w:hAnsi="Malgun Gothic"/>
-                <w:sz w:val="21"/>
-                <w:szCs w:val="21"/>
+                <w:b w:val="false"/>
+                <w:bCs w:val="false"/>
+                <w:sz w:val="20"/>
+                <w:szCs w:val="20"/>
               </w:rPr>
               <w:t xml:space="preserve">☐</w:t>
             </w:r>
@@ -1131,8 +1187,10 @@
             <w:r>
               <w:rPr>
                 <w:rFonts w:ascii="Malgun Gothic" w:cs="Malgun Gothic" w:eastAsia="Malgun Gothic" w:hAnsi="Malgun Gothic"/>
-                <w:sz w:val="21"/>
-                <w:szCs w:val="21"/>
+                <w:b w:val="false"/>
+                <w:bCs w:val="false"/>
+                <w:sz w:val="20"/>
+                <w:szCs w:val="20"/>
               </w:rPr>
               <w:t xml:space="preserve">☐</w:t>
             </w:r>
@@ -1161,8 +1219,10 @@
             <w:r>
               <w:rPr>
                 <w:rFonts w:ascii="Malgun Gothic" w:cs="Malgun Gothic" w:eastAsia="Malgun Gothic" w:hAnsi="Malgun Gothic"/>
-                <w:sz w:val="21"/>
-                <w:szCs w:val="21"/>
+                <w:b w:val="false"/>
+                <w:bCs w:val="false"/>
+                <w:sz w:val="20"/>
+                <w:szCs w:val="20"/>
               </w:rPr>
               <w:t xml:space="preserve"/>
             </w:r>
@@ -1175,6 +1235,70 @@
         </w:trPr>
         <w:tc>
           <w:tcPr>
+            <w:tcW w:type="dxa" w:w="700"/>
+            <w:tcBorders>
+              <w:top w:val="single" w:color="D5DCE3" w:sz="4"/>
+              <w:left w:val="single" w:color="D5DCE3" w:sz="4"/>
+              <w:bottom w:val="single" w:color="D5DCE3" w:sz="4"/>
+              <w:right w:val="single" w:color="D5DCE3" w:sz="4"/>
+            </w:tcBorders>
+            <w:tcMar>
+              <w:top w:type="dxa" w:w="80"/>
+              <w:left w:type="dxa" w:w="120"/>
+              <w:bottom w:type="dxa" w:w="80"/>
+              <w:right w:type="dxa" w:w="120"/>
+            </w:tcMar>
+          </w:tcPr>
+          <w:p>
+            <w:pPr>
+              <w:spacing w:after="40" w:before="0" w:line="300"/>
+            </w:pPr>
+            <w:r>
+              <w:rPr>
+                <w:rFonts w:ascii="Malgun Gothic" w:cs="Malgun Gothic" w:eastAsia="Malgun Gothic" w:hAnsi="Malgun Gothic"/>
+                <w:b w:val="false"/>
+                <w:bCs w:val="false"/>
+                <w:sz w:val="20"/>
+                <w:szCs w:val="20"/>
+              </w:rPr>
+              <w:t xml:space="preserve">7</w:t>
+            </w:r>
+          </w:p>
+        </w:tc>
+        <w:tc>
+          <w:tcPr>
+            <w:tcW w:type="dxa" w:w="3926"/>
+            <w:tcBorders>
+              <w:top w:val="single" w:color="D5DCE3" w:sz="4"/>
+              <w:left w:val="single" w:color="D5DCE3" w:sz="4"/>
+              <w:bottom w:val="single" w:color="D5DCE3" w:sz="4"/>
+              <w:right w:val="single" w:color="D5DCE3" w:sz="4"/>
+            </w:tcBorders>
+            <w:tcMar>
+              <w:top w:type="dxa" w:w="80"/>
+              <w:left w:type="dxa" w:w="120"/>
+              <w:bottom w:type="dxa" w:w="80"/>
+              <w:right w:type="dxa" w:w="120"/>
+            </w:tcMar>
+          </w:tcPr>
+          <w:p>
+            <w:pPr>
+              <w:spacing w:after="40" w:before="0" w:line="300"/>
+            </w:pPr>
+            <w:r>
+              <w:rPr>
+                <w:rFonts w:ascii="Malgun Gothic" w:cs="Malgun Gothic" w:eastAsia="Malgun Gothic" w:hAnsi="Malgun Gothic"/>
+                <w:b w:val="false"/>
+                <w:bCs w:val="false"/>
+                <w:sz w:val="20"/>
+                <w:szCs w:val="20"/>
+              </w:rPr>
+              <w:t xml:space="preserve">이미지·배치·글 고치기</w:t>
+            </w:r>
+          </w:p>
+        </w:tc>
+        <w:tc>
+          <w:tcPr>
             <w:tcW w:type="dxa" w:w="900"/>
             <w:tcBorders>
               <w:top w:val="single" w:color="D5DCE3" w:sz="4"/>
@@ -1196,68 +1320,10 @@
             <w:r>
               <w:rPr>
                 <w:rFonts w:ascii="Malgun Gothic" w:cs="Malgun Gothic" w:eastAsia="Malgun Gothic" w:hAnsi="Malgun Gothic"/>
-                <w:sz w:val="21"/>
-                <w:szCs w:val="21"/>
-              </w:rPr>
-              <w:t xml:space="preserve">7단계</w:t>
-            </w:r>
-          </w:p>
-        </w:tc>
-        <w:tc>
-          <w:tcPr>
-            <w:tcW w:type="dxa" w:w="3726"/>
-            <w:tcBorders>
-              <w:top w:val="single" w:color="D5DCE3" w:sz="4"/>
-              <w:left w:val="single" w:color="D5DCE3" w:sz="4"/>
-              <w:bottom w:val="single" w:color="D5DCE3" w:sz="4"/>
-              <w:right w:val="single" w:color="D5DCE3" w:sz="4"/>
-            </w:tcBorders>
-            <w:tcMar>
-              <w:top w:type="dxa" w:w="80"/>
-              <w:left w:type="dxa" w:w="120"/>
-              <w:bottom w:type="dxa" w:w="80"/>
-              <w:right w:type="dxa" w:w="120"/>
-            </w:tcMar>
-          </w:tcPr>
-          <w:p>
-            <w:pPr>
-              <w:spacing w:after="40" w:before="0" w:line="300"/>
-            </w:pPr>
-            <w:r>
-              <w:rPr>
-                <w:rFonts w:ascii="Malgun Gothic" w:cs="Malgun Gothic" w:eastAsia="Malgun Gothic" w:hAnsi="Malgun Gothic"/>
-                <w:sz w:val="21"/>
-                <w:szCs w:val="21"/>
-              </w:rPr>
-              <w:t xml:space="preserve">이미지·배치·글 고치기</w:t>
-            </w:r>
-          </w:p>
-        </w:tc>
-        <w:tc>
-          <w:tcPr>
-            <w:tcW w:type="dxa" w:w="900"/>
-            <w:tcBorders>
-              <w:top w:val="single" w:color="D5DCE3" w:sz="4"/>
-              <w:left w:val="single" w:color="D5DCE3" w:sz="4"/>
-              <w:bottom w:val="single" w:color="D5DCE3" w:sz="4"/>
-              <w:right w:val="single" w:color="D5DCE3" w:sz="4"/>
-            </w:tcBorders>
-            <w:tcMar>
-              <w:top w:type="dxa" w:w="80"/>
-              <w:left w:type="dxa" w:w="120"/>
-              <w:bottom w:type="dxa" w:w="80"/>
-              <w:right w:type="dxa" w:w="120"/>
-            </w:tcMar>
-          </w:tcPr>
-          <w:p>
-            <w:pPr>
-              <w:spacing w:after="40" w:before="0" w:line="300"/>
-            </w:pPr>
-            <w:r>
-              <w:rPr>
-                <w:rFonts w:ascii="Malgun Gothic" w:cs="Malgun Gothic" w:eastAsia="Malgun Gothic" w:hAnsi="Malgun Gothic"/>
-                <w:sz w:val="21"/>
-                <w:szCs w:val="21"/>
+                <w:b w:val="false"/>
+                <w:bCs w:val="false"/>
+                <w:sz w:val="20"/>
+                <w:szCs w:val="20"/>
               </w:rPr>
               <w:t xml:space="preserve">☐</w:t>
             </w:r>
@@ -1286,8 +1352,10 @@
             <w:r>
               <w:rPr>
                 <w:rFonts w:ascii="Malgun Gothic" w:cs="Malgun Gothic" w:eastAsia="Malgun Gothic" w:hAnsi="Malgun Gothic"/>
-                <w:sz w:val="21"/>
-                <w:szCs w:val="21"/>
+                <w:b w:val="false"/>
+                <w:bCs w:val="false"/>
+                <w:sz w:val="20"/>
+                <w:szCs w:val="20"/>
               </w:rPr>
               <w:t xml:space="preserve">☐</w:t>
             </w:r>
@@ -1316,8 +1384,10 @@
             <w:r>
               <w:rPr>
                 <w:rFonts w:ascii="Malgun Gothic" w:cs="Malgun Gothic" w:eastAsia="Malgun Gothic" w:hAnsi="Malgun Gothic"/>
-                <w:sz w:val="21"/>
-                <w:szCs w:val="21"/>
+                <w:b w:val="false"/>
+                <w:bCs w:val="false"/>
+                <w:sz w:val="20"/>
+                <w:szCs w:val="20"/>
               </w:rPr>
               <w:t xml:space="preserve"/>
             </w:r>
@@ -1330,6 +1400,70 @@
         </w:trPr>
         <w:tc>
           <w:tcPr>
+            <w:tcW w:type="dxa" w:w="700"/>
+            <w:tcBorders>
+              <w:top w:val="single" w:color="D5DCE3" w:sz="4"/>
+              <w:left w:val="single" w:color="D5DCE3" w:sz="4"/>
+              <w:bottom w:val="single" w:color="D5DCE3" w:sz="4"/>
+              <w:right w:val="single" w:color="D5DCE3" w:sz="4"/>
+            </w:tcBorders>
+            <w:tcMar>
+              <w:top w:type="dxa" w:w="80"/>
+              <w:left w:type="dxa" w:w="120"/>
+              <w:bottom w:type="dxa" w:w="80"/>
+              <w:right w:type="dxa" w:w="120"/>
+            </w:tcMar>
+          </w:tcPr>
+          <w:p>
+            <w:pPr>
+              <w:spacing w:after="40" w:before="0" w:line="300"/>
+            </w:pPr>
+            <w:r>
+              <w:rPr>
+                <w:rFonts w:ascii="Malgun Gothic" w:cs="Malgun Gothic" w:eastAsia="Malgun Gothic" w:hAnsi="Malgun Gothic"/>
+                <w:b w:val="false"/>
+                <w:bCs w:val="false"/>
+                <w:sz w:val="20"/>
+                <w:szCs w:val="20"/>
+              </w:rPr>
+              <w:t xml:space="preserve">8</w:t>
+            </w:r>
+          </w:p>
+        </w:tc>
+        <w:tc>
+          <w:tcPr>
+            <w:tcW w:type="dxa" w:w="3926"/>
+            <w:tcBorders>
+              <w:top w:val="single" w:color="D5DCE3" w:sz="4"/>
+              <w:left w:val="single" w:color="D5DCE3" w:sz="4"/>
+              <w:bottom w:val="single" w:color="D5DCE3" w:sz="4"/>
+              <w:right w:val="single" w:color="D5DCE3" w:sz="4"/>
+            </w:tcBorders>
+            <w:tcMar>
+              <w:top w:type="dxa" w:w="80"/>
+              <w:left w:type="dxa" w:w="120"/>
+              <w:bottom w:type="dxa" w:w="80"/>
+              <w:right w:type="dxa" w:w="120"/>
+            </w:tcMar>
+          </w:tcPr>
+          <w:p>
+            <w:pPr>
+              <w:spacing w:after="40" w:before="0" w:line="300"/>
+            </w:pPr>
+            <w:r>
+              <w:rPr>
+                <w:rFonts w:ascii="Malgun Gothic" w:cs="Malgun Gothic" w:eastAsia="Malgun Gothic" w:hAnsi="Malgun Gothic"/>
+                <w:b w:val="false"/>
+                <w:bCs w:val="false"/>
+                <w:sz w:val="20"/>
+                <w:szCs w:val="20"/>
+              </w:rPr>
+              <w:t xml:space="preserve">결과 공유하고 피드백 받기</w:t>
+            </w:r>
+          </w:p>
+        </w:tc>
+        <w:tc>
+          <w:tcPr>
             <w:tcW w:type="dxa" w:w="900"/>
             <w:tcBorders>
               <w:top w:val="single" w:color="D5DCE3" w:sz="4"/>
@@ -1351,68 +1485,10 @@
             <w:r>
               <w:rPr>
                 <w:rFonts w:ascii="Malgun Gothic" w:cs="Malgun Gothic" w:eastAsia="Malgun Gothic" w:hAnsi="Malgun Gothic"/>
-                <w:sz w:val="21"/>
-                <w:szCs w:val="21"/>
-              </w:rPr>
-              <w:t xml:space="preserve">8단계</w:t>
-            </w:r>
-          </w:p>
-        </w:tc>
-        <w:tc>
-          <w:tcPr>
-            <w:tcW w:type="dxa" w:w="3726"/>
-            <w:tcBorders>
-              <w:top w:val="single" w:color="D5DCE3" w:sz="4"/>
-              <w:left w:val="single" w:color="D5DCE3" w:sz="4"/>
-              <w:bottom w:val="single" w:color="D5DCE3" w:sz="4"/>
-              <w:right w:val="single" w:color="D5DCE3" w:sz="4"/>
-            </w:tcBorders>
-            <w:tcMar>
-              <w:top w:type="dxa" w:w="80"/>
-              <w:left w:type="dxa" w:w="120"/>
-              <w:bottom w:type="dxa" w:w="80"/>
-              <w:right w:type="dxa" w:w="120"/>
-            </w:tcMar>
-          </w:tcPr>
-          <w:p>
-            <w:pPr>
-              <w:spacing w:after="40" w:before="0" w:line="300"/>
-            </w:pPr>
-            <w:r>
-              <w:rPr>
-                <w:rFonts w:ascii="Malgun Gothic" w:cs="Malgun Gothic" w:eastAsia="Malgun Gothic" w:hAnsi="Malgun Gothic"/>
-                <w:sz w:val="21"/>
-                <w:szCs w:val="21"/>
-              </w:rPr>
-              <w:t xml:space="preserve">결과 공유하고 피드백 받기</w:t>
-            </w:r>
-          </w:p>
-        </w:tc>
-        <w:tc>
-          <w:tcPr>
-            <w:tcW w:type="dxa" w:w="900"/>
-            <w:tcBorders>
-              <w:top w:val="single" w:color="D5DCE3" w:sz="4"/>
-              <w:left w:val="single" w:color="D5DCE3" w:sz="4"/>
-              <w:bottom w:val="single" w:color="D5DCE3" w:sz="4"/>
-              <w:right w:val="single" w:color="D5DCE3" w:sz="4"/>
-            </w:tcBorders>
-            <w:tcMar>
-              <w:top w:type="dxa" w:w="80"/>
-              <w:left w:type="dxa" w:w="120"/>
-              <w:bottom w:type="dxa" w:w="80"/>
-              <w:right w:type="dxa" w:w="120"/>
-            </w:tcMar>
-          </w:tcPr>
-          <w:p>
-            <w:pPr>
-              <w:spacing w:after="40" w:before="0" w:line="300"/>
-            </w:pPr>
-            <w:r>
-              <w:rPr>
-                <w:rFonts w:ascii="Malgun Gothic" w:cs="Malgun Gothic" w:eastAsia="Malgun Gothic" w:hAnsi="Malgun Gothic"/>
-                <w:sz w:val="21"/>
-                <w:szCs w:val="21"/>
+                <w:b w:val="false"/>
+                <w:bCs w:val="false"/>
+                <w:sz w:val="20"/>
+                <w:szCs w:val="20"/>
               </w:rPr>
               <w:t xml:space="preserve">☐</w:t>
             </w:r>
@@ -1441,8 +1517,10 @@
             <w:r>
               <w:rPr>
                 <w:rFonts w:ascii="Malgun Gothic" w:cs="Malgun Gothic" w:eastAsia="Malgun Gothic" w:hAnsi="Malgun Gothic"/>
-                <w:sz w:val="21"/>
-                <w:szCs w:val="21"/>
+                <w:b w:val="false"/>
+                <w:bCs w:val="false"/>
+                <w:sz w:val="20"/>
+                <w:szCs w:val="20"/>
               </w:rPr>
               <w:t xml:space="preserve">☐</w:t>
             </w:r>
@@ -1471,8 +1549,10 @@
             <w:r>
               <w:rPr>
                 <w:rFonts w:ascii="Malgun Gothic" w:cs="Malgun Gothic" w:eastAsia="Malgun Gothic" w:hAnsi="Malgun Gothic"/>
-                <w:sz w:val="21"/>
-                <w:szCs w:val="21"/>
+                <w:b w:val="false"/>
+                <w:bCs w:val="false"/>
+                <w:sz w:val="20"/>
+                <w:szCs w:val="20"/>
               </w:rPr>
               <w:t xml:space="preserve"/>
             </w:r>
@@ -1483,16 +1563,16 @@
     <w:p>
       <w:pPr>
         <w:keepNext/>
-        <w:spacing w:after="90" w:before="220" w:line="300"/>
+        <w:spacing w:after="90" w:before="240" w:line="300"/>
       </w:pPr>
       <w:r>
         <w:rPr>
           <w:rFonts w:ascii="Malgun Gothic" w:cs="Malgun Gothic" w:eastAsia="Malgun Gothic" w:hAnsi="Malgun Gothic"/>
           <w:b/>
           <w:bCs/>
-          <w:color w:val="0C2E4E"/>
-          <w:sz w:val="25"/>
-          <w:szCs w:val="25"/>
+          <w:color w:val="0E5A66"/>
+          <w:sz w:val="24"/>
+          <w:szCs w:val="24"/>
         </w:rPr>
         <w:t xml:space="preserve">오늘 결과물</w:t>
       </w:r>
@@ -1512,7 +1592,7 @@
           <w:sz w:val="21"/>
           <w:szCs w:val="21"/>
         </w:rPr>
-        <w:t xml:space="preserve">최종 보고서:  ☐ Google Docs   ☐ Word   (파일 이름: ______________ )</w:t>
+        <w:t xml:space="preserve">사업기획서:  ☐ Google Docs   ☐ Word   (파일 이름: ______________ )</w:t>
       </w:r>
     </w:p>
     <w:p>
@@ -1536,23 +1616,49 @@
     <w:p>
       <w:pPr>
         <w:keepNext/>
-        <w:spacing w:after="90" w:before="220" w:line="300"/>
+        <w:spacing w:after="90" w:before="240" w:line="300"/>
       </w:pPr>
       <w:r>
         <w:rPr>
           <w:rFonts w:ascii="Malgun Gothic" w:cs="Malgun Gothic" w:eastAsia="Malgun Gothic" w:hAnsi="Malgun Gothic"/>
           <w:b/>
           <w:bCs/>
-          <w:color w:val="0C2E4E"/>
-          <w:sz w:val="25"/>
-          <w:szCs w:val="25"/>
+          <w:color w:val="0E5A66"/>
+          <w:sz w:val="24"/>
+          <w:szCs w:val="24"/>
         </w:rPr>
         <w:t xml:space="preserve">내 업무에 써 볼 한 가지</w:t>
       </w:r>
     </w:p>
     <w:p>
       <w:pPr>
-        <w:spacing w:after="600" w:before="0" w:line="300"/>
+        <w:spacing w:after="240" w:before="0" w:line="300"/>
+      </w:pPr>
+      <w:r>
+        <w:rPr>
+          <w:rFonts w:ascii="Malgun Gothic" w:cs="Malgun Gothic" w:eastAsia="Malgun Gothic" w:hAnsi="Malgun Gothic"/>
+          <w:sz w:val="21"/>
+          <w:szCs w:val="21"/>
+        </w:rPr>
+        <w:t xml:space="preserve"/>
+      </w:r>
+    </w:p>
+    <w:p>
+      <w:pPr>
+        <w:spacing w:after="240" w:before="0" w:line="300"/>
+      </w:pPr>
+      <w:r>
+        <w:rPr>
+          <w:rFonts w:ascii="Malgun Gothic" w:cs="Malgun Gothic" w:eastAsia="Malgun Gothic" w:hAnsi="Malgun Gothic"/>
+          <w:sz w:val="21"/>
+          <w:szCs w:val="21"/>
+        </w:rPr>
+        <w:t xml:space="preserve"/>
+      </w:r>
+    </w:p>
+    <w:p>
+      <w:pPr>
+        <w:spacing w:after="240" w:before="0" w:line="300"/>
       </w:pPr>
       <w:r>
         <w:rPr>
@@ -1626,16 +1732,16 @@
     <w:r>
       <w:rPr>
         <w:rFonts w:ascii="Malgun Gothic" w:cs="Malgun Gothic" w:eastAsia="Malgun Gothic" w:hAnsi="Malgun Gothic"/>
-        <w:color w:val="586573"/>
+        <w:color w:val="5A6764"/>
         <w:sz w:val="17"/>
         <w:szCs w:val="17"/>
       </w:rPr>
-      <w:t xml:space="preserve">교육용 가상사례  |  </w:t>
+      <w:t xml:space="preserve">실제 회사·거래처 정보가 아닙니다  |  </w:t>
     </w:r>
     <w:r>
       <w:rPr>
         <w:rFonts w:ascii="Malgun Gothic" w:cs="Malgun Gothic" w:eastAsia="Malgun Gothic" w:hAnsi="Malgun Gothic"/>
-        <w:color w:val="586573"/>
+        <w:color w:val="5A6764"/>
         <w:sz w:val="17"/>
         <w:szCs w:val="17"/>
       </w:rPr>
@@ -1689,19 +1795,16 @@
 <w:hdr xmlns:wpc="http://schemas.microsoft.com/office/word/2010/wordprocessingCanvas" xmlns:mc="http://schemas.openxmlformats.org/markup-compatibility/2006" xmlns:o="urn:schemas-microsoft-com:office:office" xmlns:r="http://schemas.openxmlformats.org/officeDocument/2006/relationships" xmlns:m="http://schemas.openxmlformats.org/officeDocument/2006/math" xmlns:v="urn:schemas-microsoft-com:vml" xmlns:wp14="http://schemas.microsoft.com/office/word/2010/wordprocessingDrawing" xmlns:wp="http://schemas.openxmlformats.org/drawingml/2006/wordprocessingDrawing" xmlns:w10="urn:schemas-microsoft-com:office:word" xmlns:w="http://schemas.openxmlformats.org/wordprocessingml/2006/main" xmlns:w14="http://schemas.microsoft.com/office/word/2010/wordml" xmlns:w15="http://schemas.microsoft.com/office/word/2012/wordml" xmlns:wpg="http://schemas.microsoft.com/office/word/2010/wordprocessingGroup" xmlns:wpi="http://schemas.microsoft.com/office/word/2010/wordprocessingInk" xmlns:wne="http://schemas.microsoft.com/office/word/2006/wordml" xmlns:wps="http://schemas.microsoft.com/office/word/2010/wordprocessingShape" xmlns:cx="http://schemas.microsoft.com/office/drawing/2014/chartex" xmlns:cx1="http://schemas.microsoft.com/office/drawing/2015/9/8/chartex" xmlns:cx2="http://schemas.microsoft.com/office/drawing/2015/10/21/chartex" xmlns:cx3="http://schemas.microsoft.com/office/drawing/2016/5/9/chartex" xmlns:cx4="http://schemas.microsoft.com/office/drawing/2016/5/10/chartex" xmlns:cx5="http://schemas.microsoft.com/office/drawing/2016/5/11/chartex" xmlns:cx6="http://schemas.microsoft.com/office/drawing/2016/5/12/chartex" xmlns:cx7="http://schemas.microsoft.com/office/drawing/2016/5/13/chartex" xmlns:cx8="http://schemas.microsoft.com/office/drawing/2016/5/14/chartex" xmlns:w16cid="http://schemas.microsoft.com/office/word/2016/wordml/cid" xmlns:w16se="http://schemas.microsoft.com/office/word/2015/wordml/symex">
   <w:p>
     <w:pPr>
-      <w:pBdr>
-        <w:bottom w:val="single" w:color="D5DCE3" w:sz="4" w:space="4"/>
-      </w:pBdr>
       <w:spacing w:after="100" w:before="0" w:line="300"/>
     </w:pPr>
     <w:r>
       <w:rPr>
         <w:rFonts w:ascii="Malgun Gothic" w:cs="Malgun Gothic" w:eastAsia="Malgun Gothic" w:hAnsi="Malgun Gothic"/>
-        <w:color w:val="586573"/>
+        <w:color w:val="5A6764"/>
         <w:sz w:val="17"/>
         <w:szCs w:val="17"/>
       </w:rPr>
-      <w:t xml:space="preserve">현대엔지비  |  생성형 AI 기초 실습  |  2026.10.13</w:t>
+      <w:t xml:space="preserve">엔지비기업 AI 기초 실습  |  교육용 가상자료</w:t>
     </w:r>
   </w:p>
 </w:hdr>
@@ -1797,11 +1900,11 @@
     <w:multiLevelType w:val="hybridMultilevel"/>
     <w:lvl w:ilvl="0" w15:tentative="1">
       <w:start w:val="1"/>
-      <w:numFmt w:val="decimal"/>
-      <w:lvlText w:val="%1."/>
+      <w:numFmt w:val="bullet"/>
+      <w:lvlText w:val="•"/>
       <w:lvlJc w:val="left"/>
       <w:pPr>
-        <w:ind w:left="420" w:hanging="300"/>
+        <w:ind w:left="420" w:hanging="260"/>
       </w:pPr>
     </w:lvl>
   </w:abstractNum>
@@ -1821,90 +1924,6 @@
     <w:multiLevelType w:val="hybridMultilevel"/>
     <w:lvl w:ilvl="0" w15:tentative="1">
       <w:start w:val="1"/>
-      <w:numFmt w:val="decimal"/>
-      <w:lvlText w:val="%1."/>
-      <w:lvlJc w:val="left"/>
-      <w:pPr>
-        <w:ind w:left="420" w:hanging="300"/>
-      </w:pPr>
-    </w:lvl>
-  </w:abstractNum>
-  <w:abstractNum w:abstractNumId="5" w15:restartNumberingAfterBreak="0">
-    <w:multiLevelType w:val="hybridMultilevel"/>
-    <w:lvl w:ilvl="0" w15:tentative="1">
-      <w:start w:val="1"/>
-      <w:numFmt w:val="decimal"/>
-      <w:lvlText w:val="%1."/>
-      <w:lvlJc w:val="left"/>
-      <w:pPr>
-        <w:ind w:left="420" w:hanging="300"/>
-      </w:pPr>
-    </w:lvl>
-  </w:abstractNum>
-  <w:abstractNum w:abstractNumId="6" w15:restartNumberingAfterBreak="0">
-    <w:multiLevelType w:val="hybridMultilevel"/>
-    <w:lvl w:ilvl="0" w15:tentative="1">
-      <w:start w:val="1"/>
-      <w:numFmt w:val="decimal"/>
-      <w:lvlText w:val="%1."/>
-      <w:lvlJc w:val="left"/>
-      <w:pPr>
-        <w:ind w:left="420" w:hanging="300"/>
-      </w:pPr>
-    </w:lvl>
-  </w:abstractNum>
-  <w:abstractNum w:abstractNumId="7" w15:restartNumberingAfterBreak="0">
-    <w:multiLevelType w:val="hybridMultilevel"/>
-    <w:lvl w:ilvl="0" w15:tentative="1">
-      <w:start w:val="1"/>
-      <w:numFmt w:val="decimal"/>
-      <w:lvlText w:val="%1."/>
-      <w:lvlJc w:val="left"/>
-      <w:pPr>
-        <w:ind w:left="420" w:hanging="300"/>
-      </w:pPr>
-    </w:lvl>
-  </w:abstractNum>
-  <w:abstractNum w:abstractNumId="8" w15:restartNumberingAfterBreak="0">
-    <w:multiLevelType w:val="hybridMultilevel"/>
-    <w:lvl w:ilvl="0" w15:tentative="1">
-      <w:start w:val="1"/>
-      <w:numFmt w:val="decimal"/>
-      <w:lvlText w:val="%1."/>
-      <w:lvlJc w:val="left"/>
-      <w:pPr>
-        <w:ind w:left="420" w:hanging="300"/>
-      </w:pPr>
-    </w:lvl>
-  </w:abstractNum>
-  <w:abstractNum w:abstractNumId="9" w15:restartNumberingAfterBreak="0">
-    <w:multiLevelType w:val="hybridMultilevel"/>
-    <w:lvl w:ilvl="0" w15:tentative="1">
-      <w:start w:val="1"/>
-      <w:numFmt w:val="decimal"/>
-      <w:lvlText w:val="%1."/>
-      <w:lvlJc w:val="left"/>
-      <w:pPr>
-        <w:ind w:left="420" w:hanging="300"/>
-      </w:pPr>
-    </w:lvl>
-  </w:abstractNum>
-  <w:abstractNum w:abstractNumId="10" w15:restartNumberingAfterBreak="0">
-    <w:multiLevelType w:val="hybridMultilevel"/>
-    <w:lvl w:ilvl="0" w15:tentative="1">
-      <w:start w:val="1"/>
-      <w:numFmt w:val="bullet"/>
-      <w:lvlText w:val="•"/>
-      <w:lvlJc w:val="left"/>
-      <w:pPr>
-        <w:ind w:left="420" w:hanging="260"/>
-      </w:pPr>
-    </w:lvl>
-  </w:abstractNum>
-  <w:abstractNum w:abstractNumId="11" w15:restartNumberingAfterBreak="0">
-    <w:multiLevelType w:val="hybridMultilevel"/>
-    <w:lvl w:ilvl="0" w15:tentative="1">
-      <w:start w:val="1"/>
       <w:numFmt w:val="bullet"/>
       <w:lvlText w:val="☐"/>
       <w:lvlJc w:val="left"/>
@@ -1920,7 +1939,7 @@
     </w:lvlOverride>
   </w:num>
   <w:num w:numId="2">
-    <w:abstractNumId w:val="11"/>
+    <w:abstractNumId w:val="4"/>
     <w:lvlOverride w:ilvl="0">
       <w:startOverride w:val="1"/>
     </w:lvlOverride>
